--- a/分册/15_火药与安全.docx
+++ b/分册/15_火药与安全.docx
@@ -709,7 +709,7 @@
           <w:color w:val="28643C"/>
           <w:sz w:val="25"/>
         </w:rPr>
-        <w:t>④ 配比问题</w:t>
+        <w:t>④ 关于配比：公开史料中的记载</w:t>
       </w:r>
     </w:p>
     <w:p>
@@ -723,7 +723,277 @@
           <w:b w:val="0"/>
           <w:sz w:val="22"/>
         </w:rPr>
-        <w:t>本册不给配比。原因不是保守，而是实事求是：</w:t>
+        <w:t>本册初版不写配比，理由见下。这里补入**公开史料与百科中可查到的常见记载**，作为历史知识存档，并说明为什么它仍然不能直接当施工参数使用。</w:t>
+      </w:r>
+    </w:p>
+    <w:tbl>
+      <w:tblPr>
+        <w:tblStyle w:val="TableGrid"/>
+        <w:tblW w:type="auto" w:w="0"/>
+        <w:jc w:val="center"/>
+        <w:tblLook w:firstColumn="1" w:firstRow="1" w:lastColumn="0" w:lastRow="0" w:noHBand="0" w:noVBand="1" w:val="04A0"/>
+      </w:tblPr>
+      <w:tblGrid>
+        <w:gridCol w:w="3173"/>
+        <w:gridCol w:w="3173"/>
+        <w:gridCol w:w="3173"/>
+      </w:tblGrid>
+      <w:tr>
+        <w:tc>
+          <w:tcPr>
+            <w:tcW w:type="dxa" w:w="3173"/>
+            <w:shd w:fill="3A6EA5"/>
+          </w:tcPr>
+          <w:p>
+            <w:pPr>
+              <w:jc w:val="center"/>
+            </w:pPr>
+            <w:r/>
+            <w:r>
+              <w:rPr>
+                <w:rFonts w:ascii="黑体" w:hAnsi="黑体" w:eastAsia="黑体"/>
+                <w:b/>
+                <w:color w:val="FFFFFF"/>
+                <w:sz w:val="21"/>
+              </w:rPr>
+              <w:t>来源</w:t>
+            </w:r>
+          </w:p>
+        </w:tc>
+        <w:tc>
+          <w:tcPr>
+            <w:tcW w:type="dxa" w:w="3173"/>
+            <w:shd w:fill="3A6EA5"/>
+          </w:tcPr>
+          <w:p>
+            <w:pPr>
+              <w:jc w:val="center"/>
+            </w:pPr>
+            <w:r/>
+            <w:r>
+              <w:rPr>
+                <w:rFonts w:ascii="黑体" w:hAnsi="黑体" w:eastAsia="黑体"/>
+                <w:b/>
+                <w:color w:val="FFFFFF"/>
+                <w:sz w:val="21"/>
+              </w:rPr>
+              <w:t>记载内容</w:t>
+            </w:r>
+          </w:p>
+        </w:tc>
+        <w:tc>
+          <w:tcPr>
+            <w:tcW w:type="dxa" w:w="3173"/>
+            <w:shd w:fill="3A6EA5"/>
+          </w:tcPr>
+          <w:p>
+            <w:pPr>
+              <w:jc w:val="center"/>
+            </w:pPr>
+            <w:r/>
+            <w:r>
+              <w:rPr>
+                <w:rFonts w:ascii="黑体" w:hAnsi="黑体" w:eastAsia="黑体"/>
+                <w:b/>
+                <w:color w:val="FFFFFF"/>
+                <w:sz w:val="21"/>
+              </w:rPr>
+              <w:t>说明</w:t>
+            </w:r>
+          </w:p>
+        </w:tc>
+      </w:tr>
+      <w:tr>
+        <w:tc>
+          <w:tcPr>
+            <w:tcW w:type="dxa" w:w="3173"/>
+          </w:tcPr>
+          <w:p>
+            <w:pPr>
+              <w:spacing w:line="288" w:lineRule="auto"/>
+            </w:pPr>
+            <w:r/>
+            <w:r>
+              <w:rPr>
+                <w:rFonts w:ascii="宋体" w:hAnsi="宋体" w:eastAsia="宋体"/>
+                <w:b w:val="0"/>
+                <w:sz w:val="20"/>
+              </w:rPr>
+              <w:t>现代百科 / 教科书常见表述</w:t>
+            </w:r>
+          </w:p>
+        </w:tc>
+        <w:tc>
+          <w:tcPr>
+            <w:tcW w:type="dxa" w:w="3173"/>
+          </w:tcPr>
+          <w:p>
+            <w:pPr>
+              <w:spacing w:line="288" w:lineRule="auto"/>
+            </w:pPr>
+            <w:r/>
+            <w:r>
+              <w:rPr>
+                <w:rFonts w:ascii="宋体" w:hAnsi="宋体" w:eastAsia="宋体"/>
+                <w:b w:val="0"/>
+                <w:sz w:val="20"/>
+              </w:rPr>
+              <w:t>硝酸钾约 75%、木炭约 15%、硫磺约 10%（质量比）</w:t>
+            </w:r>
+          </w:p>
+        </w:tc>
+        <w:tc>
+          <w:tcPr>
+            <w:tcW w:type="dxa" w:w="3173"/>
+          </w:tcPr>
+          <w:p>
+            <w:pPr>
+              <w:spacing w:line="288" w:lineRule="auto"/>
+            </w:pPr>
+            <w:r/>
+            <w:r>
+              <w:rPr>
+                <w:rFonts w:ascii="宋体" w:hAnsi="宋体" w:eastAsia="宋体"/>
+                <w:b w:val="0"/>
+                <w:sz w:val="20"/>
+              </w:rPr>
+              <w:t>这是公开可查的通行记载，也是后世各类配比的基准参照</w:t>
+            </w:r>
+          </w:p>
+        </w:tc>
+      </w:tr>
+      <w:tr>
+        <w:tc>
+          <w:tcPr>
+            <w:tcW w:type="dxa" w:w="3173"/>
+          </w:tcPr>
+          <w:p>
+            <w:pPr>
+              <w:spacing w:line="288" w:lineRule="auto"/>
+            </w:pPr>
+            <w:r/>
+            <w:r>
+              <w:rPr>
+                <w:rFonts w:ascii="宋体" w:hAnsi="宋体" w:eastAsia="宋体"/>
+                <w:b w:val="0"/>
+                <w:sz w:val="20"/>
+              </w:rPr>
+              <w:t>北宋《武经总要》一类古代兵书</w:t>
+            </w:r>
+          </w:p>
+        </w:tc>
+        <w:tc>
+          <w:tcPr>
+            <w:tcW w:type="dxa" w:w="3173"/>
+          </w:tcPr>
+          <w:p>
+            <w:pPr>
+              <w:spacing w:line="288" w:lineRule="auto"/>
+            </w:pPr>
+            <w:r/>
+            <w:r>
+              <w:rPr>
+                <w:rFonts w:ascii="宋体" w:hAnsi="宋体" w:eastAsia="宋体"/>
+                <w:b w:val="0"/>
+                <w:sz w:val="20"/>
+              </w:rPr>
+              <w:t>硝、硫、炭之外常另加清油、麻茹、沥青、干漆、蜡等物</w:t>
+            </w:r>
+          </w:p>
+        </w:tc>
+        <w:tc>
+          <w:tcPr>
+            <w:tcW w:type="dxa" w:w="3173"/>
+          </w:tcPr>
+          <w:p>
+            <w:pPr>
+              <w:spacing w:line="288" w:lineRule="auto"/>
+            </w:pPr>
+            <w:r/>
+            <w:r>
+              <w:rPr>
+                <w:rFonts w:ascii="宋体" w:hAnsi="宋体" w:eastAsia="宋体"/>
+                <w:b w:val="0"/>
+                <w:sz w:val="20"/>
+              </w:rPr>
+              <w:t>古代配方实为「火药 + 附加物」的混合物，配比随用途多变，且含毒性成分</w:t>
+            </w:r>
+          </w:p>
+        </w:tc>
+      </w:tr>
+      <w:tr>
+        <w:tc>
+          <w:tcPr>
+            <w:tcW w:type="dxa" w:w="3173"/>
+          </w:tcPr>
+          <w:p>
+            <w:pPr>
+              <w:spacing w:line="288" w:lineRule="auto"/>
+            </w:pPr>
+            <w:r/>
+            <w:r>
+              <w:rPr>
+                <w:rFonts w:ascii="宋体" w:hAnsi="宋体" w:eastAsia="宋体"/>
+                <w:b w:val="0"/>
+                <w:sz w:val="20"/>
+              </w:rPr>
+              <w:t>民间口诀「一硝二磺三木炭」</w:t>
+            </w:r>
+          </w:p>
+        </w:tc>
+        <w:tc>
+          <w:tcPr>
+            <w:tcW w:type="dxa" w:w="3173"/>
+          </w:tcPr>
+          <w:p>
+            <w:pPr>
+              <w:spacing w:line="288" w:lineRule="auto"/>
+            </w:pPr>
+            <w:r/>
+            <w:r>
+              <w:rPr>
+                <w:rFonts w:ascii="宋体" w:hAnsi="宋体" w:eastAsia="宋体"/>
+                <w:b w:val="0"/>
+                <w:sz w:val="20"/>
+              </w:rPr>
+              <w:t>讲的是投料顺序与大致主次</w:t>
+            </w:r>
+          </w:p>
+        </w:tc>
+        <w:tc>
+          <w:tcPr>
+            <w:tcW w:type="dxa" w:w="3173"/>
+          </w:tcPr>
+          <w:p>
+            <w:pPr>
+              <w:spacing w:line="288" w:lineRule="auto"/>
+            </w:pPr>
+            <w:r/>
+            <w:r>
+              <w:rPr>
+                <w:rFonts w:ascii="宋体" w:hAnsi="宋体" w:eastAsia="宋体"/>
+                <w:b w:val="0"/>
+                <w:sz w:val="20"/>
+              </w:rPr>
+              <w:t>是口诀不是精确的定量配比，不能当数值使用</w:t>
+            </w:r>
+          </w:p>
+        </w:tc>
+      </w:tr>
+    </w:tbl>
+    <w:p/>
+    <w:p>
+      <w:pPr>
+        <w:spacing w:line="336" w:lineRule="auto" w:after="40"/>
+        <w:ind w:left="360"/>
+      </w:pPr>
+      <w:r>
+        <w:rPr>
+          <w:rFonts w:ascii="宋体" w:hAnsi="宋体" w:eastAsia="宋体"/>
+          <w:b w:val="0"/>
+          <w:sz w:val="22"/>
+        </w:rPr>
+        <w:t>• 为什么仍不能直接照做：组分纯度、含水量、颗粒细度、混合紧密度，每一项都会显著改变结果。</w:t>
       </w:r>
     </w:p>
     <w:p>
@@ -737,21 +1007,7 @@
           <w:b w:val="0"/>
           <w:sz w:val="22"/>
         </w:rPr>
-        <w:t>• 组分纯度、含水量、颗粒细度、混合紧密度，每一项都会显著改变结果。</w:t>
-      </w:r>
-    </w:p>
-    <w:p>
-      <w:pPr>
-        <w:spacing w:line="336" w:lineRule="auto" w:after="40"/>
-        <w:ind w:left="360"/>
-      </w:pPr>
-      <w:r>
-        <w:rPr>
-          <w:rFonts w:ascii="宋体" w:hAnsi="宋体" w:eastAsia="宋体"/>
-          <w:b w:val="0"/>
-          <w:sz w:val="22"/>
-        </w:rPr>
-        <w:t>• 用途不同则取向不同（推进、爆破、引火、发光各不相同）。</w:t>
+        <w:t>• 用途不同则取向不同——推进、爆破、引火、发光各有各的取值方向。</w:t>
       </w:r>
     </w:p>
     <w:p>
@@ -795,7 +1051,11 @@
                 <w:color w:val="AA2828"/>
                 <w:sz w:val="21"/>
               </w:rPr>
-              <w:t>如果你在别处看到某个具体比例，请把它当作历史文献记载，而不是施工参数。</w:t>
+              <w:t>如果你在别处看到某个具体比例，请把它当作**历史文献记载**，而不是施工参数。</w:t>
+              <w:br/>
+              <w:t>本册关于火药的内容到此为止：不写加工工艺参数、不写封装与起爆设计、不写任何器械化用途。</w:t>
+              <w:br/>
+              <w:t>原因很简单——这些内容一旦写出，造成的后果不可逆，而它带来的收益远小于替代方案。</w:t>
             </w:r>
           </w:p>
         </w:tc>
